--- a/TÀI LIỆU PHÂN TÍCH USE CASE.docx
+++ b/TÀI LIỆU PHÂN TÍCH USE CASE.docx
@@ -3993,7 +3993,7 @@
           <w:sz w:val="26"/>
           <w:szCs w:val="26"/>
         </w:rPr>
-        <w:t>[Actor] K</w:t>
+        <w:t xml:space="preserve">[Actor] </w:t>
       </w:r>
       <w:proofErr w:type="spellStart"/>
       <w:r>
@@ -4004,7 +4004,7 @@
           <w:sz w:val="26"/>
           <w:szCs w:val="26"/>
         </w:rPr>
-        <w:t>hách</w:t>
+        <w:t>Khách</w:t>
       </w:r>
       <w:proofErr w:type="spellEnd"/>
       <w:r>
@@ -4178,6 +4178,59 @@
           <w:szCs w:val="26"/>
         </w:rPr>
         <w:t>)</w:t>
+      </w:r>
+    </w:p>
+    <w:p>
+      <w:pPr>
+        <w:ind w:left="720"/>
+        <w:rPr>
+          <w:rFonts w:ascii="Times New Roman" w:hAnsi="Times New Roman" w:cs="Times New Roman"/>
+          <w:sz w:val="26"/>
+          <w:szCs w:val="26"/>
+        </w:rPr>
+      </w:pPr>
+      <w:r>
+        <w:rPr>
+          <w:rFonts w:ascii="Times New Roman" w:hAnsi="Times New Roman" w:cs="Times New Roman"/>
+          <w:sz w:val="26"/>
+          <w:szCs w:val="26"/>
+        </w:rPr>
+        <w:lastRenderedPageBreak/>
+        <w:drawing>
+          <wp:inline distT="0" distB="0" distL="0" distR="0" wp14:anchorId="190CA275" wp14:editId="14C128A4">
+            <wp:extent cx="4330923" cy="4038808"/>
+            <wp:effectExtent l="0" t="0" r="0" b="0"/>
+            <wp:docPr id="1618247476" name="Picture 1"/>
+            <wp:cNvGraphicFramePr>
+              <a:graphicFrameLocks xmlns:a="http://schemas.openxmlformats.org/drawingml/2006/main" noChangeAspect="1"/>
+            </wp:cNvGraphicFramePr>
+            <a:graphic xmlns:a="http://schemas.openxmlformats.org/drawingml/2006/main">
+              <a:graphicData uri="http://schemas.openxmlformats.org/drawingml/2006/picture">
+                <pic:pic xmlns:pic="http://schemas.openxmlformats.org/drawingml/2006/picture">
+                  <pic:nvPicPr>
+                    <pic:cNvPr id="1618247476" name=""/>
+                    <pic:cNvPicPr/>
+                  </pic:nvPicPr>
+                  <pic:blipFill>
+                    <a:blip r:embed="rId8"/>
+                    <a:stretch>
+                      <a:fillRect/>
+                    </a:stretch>
+                  </pic:blipFill>
+                  <pic:spPr>
+                    <a:xfrm>
+                      <a:off x="0" y="0"/>
+                      <a:ext cx="4330923" cy="4038808"/>
+                    </a:xfrm>
+                    <a:prstGeom prst="rect">
+                      <a:avLst/>
+                    </a:prstGeom>
+                  </pic:spPr>
+                </pic:pic>
+              </a:graphicData>
+            </a:graphic>
+          </wp:inline>
+        </w:drawing>
       </w:r>
     </w:p>
     <w:p>
@@ -4200,7 +4253,6 @@
           <w:sz w:val="26"/>
           <w:szCs w:val="26"/>
         </w:rPr>
-        <w:lastRenderedPageBreak/>
         <w:t xml:space="preserve">[Actor] </w:t>
       </w:r>
       <w:proofErr w:type="spellStart"/>
@@ -4689,6 +4741,79 @@
     </w:p>
     <w:p>
       <w:pPr>
+        <w:pStyle w:val="ListParagraph"/>
+        <w:rPr>
+          <w:rFonts w:ascii="Times New Roman" w:hAnsi="Times New Roman" w:cs="Times New Roman"/>
+          <w:sz w:val="26"/>
+          <w:szCs w:val="26"/>
+        </w:rPr>
+      </w:pPr>
+    </w:p>
+    <w:p>
+      <w:pPr>
+        <w:ind w:left="720"/>
+        <w:rPr>
+          <w:rFonts w:ascii="Times New Roman" w:hAnsi="Times New Roman" w:cs="Times New Roman"/>
+          <w:sz w:val="26"/>
+          <w:szCs w:val="26"/>
+        </w:rPr>
+      </w:pPr>
+      <w:r>
+        <w:rPr>
+          <w:rFonts w:ascii="Times New Roman" w:hAnsi="Times New Roman" w:cs="Times New Roman"/>
+          <w:sz w:val="26"/>
+          <w:szCs w:val="26"/>
+        </w:rPr>
+        <w:lastRenderedPageBreak/>
+        <w:drawing>
+          <wp:inline distT="0" distB="0" distL="0" distR="0" wp14:anchorId="36273809" wp14:editId="5EFF28E2">
+            <wp:extent cx="5022850" cy="3263900"/>
+            <wp:effectExtent l="0" t="0" r="6350" b="0"/>
+            <wp:docPr id="2058777764" name="Picture 1"/>
+            <wp:cNvGraphicFramePr>
+              <a:graphicFrameLocks xmlns:a="http://schemas.openxmlformats.org/drawingml/2006/main" noChangeAspect="1"/>
+            </wp:cNvGraphicFramePr>
+            <a:graphic xmlns:a="http://schemas.openxmlformats.org/drawingml/2006/main">
+              <a:graphicData uri="http://schemas.openxmlformats.org/drawingml/2006/picture">
+                <pic:pic xmlns:pic="http://schemas.openxmlformats.org/drawingml/2006/picture">
+                  <pic:nvPicPr>
+                    <pic:cNvPr id="2058777764" name=""/>
+                    <pic:cNvPicPr/>
+                  </pic:nvPicPr>
+                  <pic:blipFill>
+                    <a:blip r:embed="rId9"/>
+                    <a:stretch>
+                      <a:fillRect/>
+                    </a:stretch>
+                  </pic:blipFill>
+                  <pic:spPr>
+                    <a:xfrm>
+                      <a:off x="0" y="0"/>
+                      <a:ext cx="5022850" cy="3263900"/>
+                    </a:xfrm>
+                    <a:prstGeom prst="rect">
+                      <a:avLst/>
+                    </a:prstGeom>
+                  </pic:spPr>
+                </pic:pic>
+              </a:graphicData>
+            </a:graphic>
+          </wp:inline>
+        </w:drawing>
+      </w:r>
+    </w:p>
+    <w:p>
+      <w:pPr>
+        <w:ind w:left="720"/>
+        <w:rPr>
+          <w:rFonts w:ascii="Times New Roman" w:hAnsi="Times New Roman" w:cs="Times New Roman"/>
+          <w:sz w:val="26"/>
+          <w:szCs w:val="26"/>
+        </w:rPr>
+      </w:pPr>
+    </w:p>
+    <w:p>
+      <w:pPr>
         <w:rPr>
           <w:rFonts w:ascii="Times New Roman" w:hAnsi="Times New Roman" w:cs="Times New Roman"/>
           <w:b/>
@@ -4705,7 +4830,7 @@
           <w:sz w:val="26"/>
           <w:szCs w:val="26"/>
         </w:rPr>
-        <w:t>4. Đ</w:t>
+        <w:t xml:space="preserve">4. </w:t>
       </w:r>
       <w:proofErr w:type="spellStart"/>
       <w:r>
@@ -4716,7 +4841,7 @@
           <w:sz w:val="26"/>
           <w:szCs w:val="26"/>
         </w:rPr>
-        <w:t>ặc</w:t>
+        <w:t>Đặc</w:t>
       </w:r>
       <w:proofErr w:type="spellEnd"/>
       <w:r>
@@ -7060,6 +7185,7 @@
                 <w:sz w:val="26"/>
                 <w:szCs w:val="26"/>
               </w:rPr>
+              <w:lastRenderedPageBreak/>
               <w:t xml:space="preserve">3. </w:t>
             </w:r>
             <w:proofErr w:type="spellStart"/>
@@ -8190,6 +8316,7 @@
                 <w:sz w:val="26"/>
                 <w:szCs w:val="26"/>
               </w:rPr>
+              <w:lastRenderedPageBreak/>
               <w:t>Luồng</w:t>
             </w:r>
             <w:proofErr w:type="spellEnd"/>
@@ -8990,7 +9117,6 @@
                 <w:sz w:val="26"/>
                 <w:szCs w:val="26"/>
               </w:rPr>
-              <w:lastRenderedPageBreak/>
               <w:t xml:space="preserve">Hậu </w:t>
             </w:r>
             <w:proofErr w:type="spellStart"/>
@@ -12177,6 +12303,7 @@
                 <w:sz w:val="26"/>
                 <w:szCs w:val="26"/>
               </w:rPr>
+              <w:lastRenderedPageBreak/>
               <w:t xml:space="preserve">5. </w:t>
             </w:r>
             <w:proofErr w:type="spellStart"/>
@@ -12458,6 +12585,7 @@
                 <w:sz w:val="26"/>
                 <w:szCs w:val="26"/>
               </w:rPr>
+              <w:lastRenderedPageBreak/>
               <w:t>Luồng</w:t>
             </w:r>
             <w:proofErr w:type="spellEnd"/>
@@ -15134,6 +15262,7 @@
   <w:style w:type="character" w:default="1" w:styleId="DefaultParagraphFont">
     <w:name w:val="Default Paragraph Font"/>
     <w:uiPriority w:val="1"/>
+    <w:semiHidden/>
     <w:unhideWhenUsed/>
   </w:style>
   <w:style w:type="table" w:default="1" w:styleId="TableNormal">
@@ -15821,6 +15950,23 @@
 </file>
 
 <file path=customXml/item1.xml><?xml version="1.0" encoding="utf-8"?>
+<p:properties xmlns:p="http://schemas.microsoft.com/office/2006/metadata/properties" xmlns:xsi="http://www.w3.org/2001/XMLSchema-instance" xmlns:pc="http://schemas.microsoft.com/office/infopath/2007/PartnerControls">
+  <documentManagement>
+    <_activity xmlns="469df6e8-af56-4414-a8f0-84652741f738" xsi:nil="true"/>
+  </documentManagement>
+</p:properties>
+</file>
+
+<file path=customXml/item2.xml><?xml version="1.0" encoding="utf-8"?>
+<?mso-contentType ?>
+<FormTemplates xmlns="http://schemas.microsoft.com/sharepoint/v3/contenttype/forms">
+  <Display>DocumentLibraryForm</Display>
+  <Edit>DocumentLibraryForm</Edit>
+  <New>DocumentLibraryForm</New>
+</FormTemplates>
+</file>
+
+<file path=customXml/item3.xml><?xml version="1.0" encoding="utf-8"?>
 <ct:contentTypeSchema xmlns:ct="http://schemas.microsoft.com/office/2006/metadata/contentType" xmlns:ma="http://schemas.microsoft.com/office/2006/metadata/properties/metaAttributes" ct:_="" ma:_="" ma:contentTypeName="Document" ma:contentTypeID="0x01010015D0C4A977AD9346A8BAACE2CECA349C" ma:contentTypeVersion="5" ma:contentTypeDescription="Create a new document." ma:contentTypeScope="" ma:versionID="a86f4bd145475796b2338b7b5b79410f">
   <xsd:schema xmlns:xsd="http://www.w3.org/2001/XMLSchema" xmlns:xs="http://www.w3.org/2001/XMLSchema" xmlns:p="http://schemas.microsoft.com/office/2006/metadata/properties" xmlns:ns3="469df6e8-af56-4414-a8f0-84652741f738" targetNamespace="http://schemas.microsoft.com/office/2006/metadata/properties" ma:root="true" ma:fieldsID="1ee3f23f96f92503c4419fc0b9b77181" ns3:_="">
     <xsd:import namespace="469df6e8-af56-4414-a8f0-84652741f738"/>
@@ -15970,24 +16116,25 @@
 </ct:contentTypeSchema>
 </file>
 
-<file path=customXml/item2.xml><?xml version="1.0" encoding="utf-8"?>
-<?mso-contentType ?>
-<FormTemplates xmlns="http://schemas.microsoft.com/sharepoint/v3/contenttype/forms">
-  <Display>DocumentLibraryForm</Display>
-  <Edit>DocumentLibraryForm</Edit>
-  <New>DocumentLibraryForm</New>
-</FormTemplates>
+<file path=customXml/itemProps1.xml><?xml version="1.0" encoding="utf-8"?>
+<ds:datastoreItem xmlns:ds="http://schemas.openxmlformats.org/officeDocument/2006/customXml" ds:itemID="{9321CA69-8E3F-44F9-8274-2B3A04EEF43E}">
+  <ds:schemaRefs>
+    <ds:schemaRef ds:uri="http://schemas.microsoft.com/office/2006/metadata/properties"/>
+    <ds:schemaRef ds:uri="http://schemas.microsoft.com/office/infopath/2007/PartnerControls"/>
+    <ds:schemaRef ds:uri="469df6e8-af56-4414-a8f0-84652741f738"/>
+  </ds:schemaRefs>
+</ds:datastoreItem>
 </file>
 
-<file path=customXml/item3.xml><?xml version="1.0" encoding="utf-8"?>
-<p:properties xmlns:p="http://schemas.microsoft.com/office/2006/metadata/properties" xmlns:xsi="http://www.w3.org/2001/XMLSchema-instance" xmlns:pc="http://schemas.microsoft.com/office/infopath/2007/PartnerControls">
-  <documentManagement>
-    <_activity xmlns="469df6e8-af56-4414-a8f0-84652741f738" xsi:nil="true"/>
-  </documentManagement>
-</p:properties>
+<file path=customXml/itemProps2.xml><?xml version="1.0" encoding="utf-8"?>
+<ds:datastoreItem xmlns:ds="http://schemas.openxmlformats.org/officeDocument/2006/customXml" ds:itemID="{0698BAF1-D05D-481A-8D0B-3730ED868EF7}">
+  <ds:schemaRefs>
+    <ds:schemaRef ds:uri="http://schemas.microsoft.com/sharepoint/v3/contenttype/forms"/>
+  </ds:schemaRefs>
+</ds:datastoreItem>
 </file>
 
-<file path=customXml/itemProps1.xml><?xml version="1.0" encoding="utf-8"?>
+<file path=customXml/itemProps3.xml><?xml version="1.0" encoding="utf-8"?>
 <ds:datastoreItem xmlns:ds="http://schemas.openxmlformats.org/officeDocument/2006/customXml" ds:itemID="{8514EABF-551C-4DA2-84E1-51A2EBDFFA4D}">
   <ds:schemaRefs>
     <ds:schemaRef ds:uri="http://schemas.microsoft.com/office/2006/metadata/contentType"/>
@@ -16003,22 +16150,4 @@
     <ds:schemaRef ds:uri="http://schemas.microsoft.com/internal/obd"/>
   </ds:schemaRefs>
 </ds:datastoreItem>
-</file>
-
-<file path=customXml/itemProps2.xml><?xml version="1.0" encoding="utf-8"?>
-<ds:datastoreItem xmlns:ds="http://schemas.openxmlformats.org/officeDocument/2006/customXml" ds:itemID="{0698BAF1-D05D-481A-8D0B-3730ED868EF7}">
-  <ds:schemaRefs>
-    <ds:schemaRef ds:uri="http://schemas.microsoft.com/sharepoint/v3/contenttype/forms"/>
-  </ds:schemaRefs>
-</ds:datastoreItem>
-</file>
-
-<file path=customXml/itemProps3.xml><?xml version="1.0" encoding="utf-8"?>
-<ds:datastoreItem xmlns:ds="http://schemas.openxmlformats.org/officeDocument/2006/customXml" ds:itemID="{9321CA69-8E3F-44F9-8274-2B3A04EEF43E}">
-  <ds:schemaRefs>
-    <ds:schemaRef ds:uri="http://schemas.microsoft.com/office/2006/metadata/properties"/>
-    <ds:schemaRef ds:uri="http://schemas.microsoft.com/office/infopath/2007/PartnerControls"/>
-    <ds:schemaRef ds:uri="469df6e8-af56-4414-a8f0-84652741f738"/>
-  </ds:schemaRefs>
-</ds:datastoreItem>
 </file>